--- a/contract_bridge/templates/dealer-order-form-v2.docx
+++ b/contract_bridge/templates/dealer-order-form-v2.docx
@@ -403,7 +403,7 @@
               <w:rPr>
                 <w:sz w:val="21"/>
               </w:rPr>
-              <w:t>含税</w:t>
+              <w:t>{{item1_price}}</w:t>
             </w:r>
           </w:p>
         </w:tc>
@@ -542,6 +542,7 @@
               <w:rPr>
                 <w:sz w:val="21"/>
               </w:rPr>
+              <w:t>{{item2_price}}</w:t>
             </w:r>
           </w:p>
         </w:tc>
@@ -681,6 +682,7 @@
               <w:rPr>
                 <w:sz w:val="21"/>
               </w:rPr>
+              <w:t>{{item3_price}}</w:t>
             </w:r>
           </w:p>
         </w:tc>
@@ -820,6 +822,7 @@
               <w:rPr>
                 <w:sz w:val="21"/>
               </w:rPr>
+              <w:t>{{item4_price}}</w:t>
             </w:r>
           </w:p>
         </w:tc>

--- a/contract_bridge/templates/dealer-order-form-v2.docx
+++ b/contract_bridge/templates/dealer-order-form-v2.docx
@@ -1345,16 +1345,6 @@
         <w:t xml:space="preserve">　　　　　　　　　</w:t>
       </w:r>
     </w:p>
-    <w:p>
-      <w:pPr>
-        <w:pStyle w:val="a3"/>
-        <w:spacing w:line="300" w:lineRule="auto"/>
-        <w:rPr>
-          <w:sz w:val="21"/>
-          <w:u w:val="single"/>
-        </w:rPr>
-      </w:pPr>
-    </w:p>
     <w:tbl>
       <w:tblPr>
         <w:tblW w:w="0" w:type="auto"/>
@@ -1851,12 +1841,6 @@
         </w:tc>
       </w:tr>
     </w:tbl>
-    <w:p>
-      <w:pPr>
-        <w:pStyle w:val="a3"/>
-        <w:spacing w:line="240" w:lineRule="auto"/>
-      </w:pPr>
-    </w:p>
     <w:sectPr>
       <w:pgSz w:w="11906" w:h="16838"/>
       <w:pgMar w:top="1134" w:right="1134" w:bottom="1134" w:left="1134" w:header="851" w:footer="992" w:gutter="0"/>
